--- a/docx/06-trang-thai.docx
+++ b/docx/06-trang-thai.docx
@@ -2845,7 +2845,7 @@
       <w:r>
         <w:drawing>
           <wp:inline>
-            <wp:extent cx="3352800" cy="10464800"/>
+            <wp:extent cx="5334000" cy="6931186"/>
             <wp:effectExtent b="0" l="0" r="0" t="0"/>
             <wp:docPr descr="Hình 06.8" title="" id="40" name="Picture"/>
             <a:graphic>
@@ -2866,7 +2866,7 @@
                   <pic:spPr bwMode="auto">
                     <a:xfrm>
                       <a:off x="0" y="0"/>
-                      <a:ext cx="3352800" cy="10464800"/>
+                      <a:ext cx="5334000" cy="6931186"/>
                     </a:xfrm>
                     <a:prstGeom prst="rect">
                       <a:avLst/>
@@ -2894,26 +2894,71 @@
         </w:numPr>
       </w:pPr>
       <w:r>
+        <w:t xml:space="preserve">Trạng thái</w:t>
+      </w:r>
+      <w:r>
+        <w:t xml:space="preserve"> </w:t>
+      </w:r>
+      <w:r>
         <w:rPr>
           <w:b/>
           <w:bCs/>
         </w:rPr>
-        <w:t xml:space="preserve">Bắt đầu</w:t>
-      </w:r>
-      <w:r>
-        <w:t xml:space="preserve">:</w:t>
-      </w:r>
-      <w:r>
-        <w:t xml:space="preserve"> </w:t>
-      </w:r>
-      <w:r>
-        <w:rPr>
-          <w:rStyle w:val="VerbatimChar"/>
-        </w:rPr>
-        <w:t xml:space="preserve">ends_at = now + thời lượng</w:t>
-      </w:r>
-      <w:r>
-        <w:t xml:space="preserve">. Các sự kiện chuyển tab, dán, mất kết nối được ghi lại, trạng thái không đổi.</w:t>
+        <w:t xml:space="preserve">không lưu DB</w:t>
+      </w:r>
+      <w:r>
+        <w:t xml:space="preserve">, tính từ</w:t>
+      </w:r>
+      <w:r>
+        <w:t xml:space="preserve"> </w:t>
+      </w:r>
+      <w:r>
+        <w:rPr>
+          <w:rStyle w:val="VerbatimChar"/>
+        </w:rPr>
+        <w:t xml:space="preserve">ends_at</w:t>
+      </w:r>
+      <w:r>
+        <w:t xml:space="preserve">,</w:t>
+      </w:r>
+      <w:r>
+        <w:t xml:space="preserve"> </w:t>
+      </w:r>
+      <w:r>
+        <w:rPr>
+          <w:rStyle w:val="VerbatimChar"/>
+        </w:rPr>
+        <w:t xml:space="preserve">finished_at</w:t>
+      </w:r>
+      <w:r>
+        <w:t xml:space="preserve"> </w:t>
+      </w:r>
+      <w:r>
+        <w:t xml:space="preserve">và giờ server (</w:t>
+      </w:r>
+      <w:r>
+        <w:rPr>
+          <w:rStyle w:val="VerbatimChar"/>
+        </w:rPr>
+        <w:t xml:space="preserve">exam/ExamRules</w:t>
+      </w:r>
+      <w:r>
+        <w:t xml:space="preserve">). Chưa có dòng</w:t>
+      </w:r>
+      <w:r>
+        <w:t xml:space="preserve"> </w:t>
+      </w:r>
+      <w:r>
+        <w:rPr>
+          <w:rStyle w:val="VerbatimChar"/>
+        </w:rPr>
+        <w:t xml:space="preserve">exam_sessions</w:t>
+      </w:r>
+      <w:r>
+        <w:t xml:space="preserve"> </w:t>
+      </w:r>
+      <w:r>
+        <w:t xml:space="preserve">= chưa bắt đầu.</w:t>
       </w:r>
     </w:p>
     <w:p>
@@ -2929,7 +2974,7 @@
           <w:b/>
           <w:bCs/>
         </w:rPr>
-        <w:t xml:space="preserve">Nộp</w:t>
+        <w:t xml:space="preserve">Bắt đầu</w:t>
       </w:r>
       <w:r>
         <w:t xml:space="preserve">:</w:t>
@@ -2941,14 +2986,20 @@
         <w:rPr>
           <w:rStyle w:val="VerbatimChar"/>
         </w:rPr>
-        <w:t xml:space="preserve">finish_reason = SUBMITTED</w:t>
-      </w:r>
-      <w:r>
-        <w:t xml:space="preserve">.</w:t>
-      </w:r>
-      <w:r>
-        <w:t xml:space="preserve"> </w:t>
-      </w:r>
+        <w:t xml:space="preserve">ends_at = now + thời lượng</w:t>
+      </w:r>
+      <w:r>
+        <w:t xml:space="preserve">, cố định (BR-23). Chuyển tab, dán, mất kết nối được ghi thành sự kiện, trạng thái không đổi.</w:t>
+      </w:r>
+    </w:p>
+    <w:p>
+      <w:pPr>
+        <w:pStyle w:val="Compact"/>
+        <w:numPr>
+          <w:ilvl w:val="0"/>
+          <w:numId w:val="1005"/>
+        </w:numPr>
+      </w:pPr>
       <w:r>
         <w:rPr>
           <w:b/>
@@ -2957,19 +3008,108 @@
         <w:t xml:space="preserve">Hết giờ</w:t>
       </w:r>
       <w:r>
-        <w:t xml:space="preserve">: job tự nộp bản nháp mới nhất,</w:t>
-      </w:r>
-      <w:r>
-        <w:t xml:space="preserve"> </w:t>
-      </w:r>
-      <w:r>
-        <w:rPr>
-          <w:rStyle w:val="VerbatimChar"/>
-        </w:rPr>
-        <w:t xml:space="preserve">finish_reason = TIMEOUT</w:t>
-      </w:r>
-      <w:r>
-        <w:t xml:space="preserve">.</w:t>
+        <w:t xml:space="preserve"> </w:t>
+      </w:r>
+      <w:r>
+        <w:t xml:space="preserve">(BR-24):</w:t>
+      </w:r>
+      <w:r>
+        <w:t xml:space="preserve"> </w:t>
+      </w:r>
+      <w:r>
+        <w:rPr>
+          <w:b/>
+          <w:bCs/>
+        </w:rPr>
+        <w:t xml:space="preserve">không tự nộp</w:t>
+      </w:r>
+      <w:r>
+        <w:t xml:space="preserve">. Job ghi sự kiện</w:t>
+      </w:r>
+      <w:r>
+        <w:t xml:space="preserve"> </w:t>
+      </w:r>
+      <w:r>
+        <w:rPr>
+          <w:rStyle w:val="VerbatimChar"/>
+        </w:rPr>
+        <w:t xml:space="preserve">OVERTIME</w:t>
+      </w:r>
+      <w:r>
+        <w:t xml:space="preserve">, đặt</w:t>
+      </w:r>
+      <w:r>
+        <w:t xml:space="preserve"> </w:t>
+      </w:r>
+      <w:r>
+        <w:rPr>
+          <w:rStyle w:val="VerbatimChar"/>
+        </w:rPr>
+        <w:t xml:space="preserve">overtime_notified_at</w:t>
+      </w:r>
+      <w:r>
+        <w:t xml:space="preserve"> </w:t>
+      </w:r>
+      <w:r>
+        <w:t xml:space="preserve">và báo giáo viên + sinh viên; sinh viên vẫn soạn và nộp được.</w:t>
+      </w:r>
+    </w:p>
+    <w:p>
+      <w:pPr>
+        <w:pStyle w:val="Compact"/>
+        <w:numPr>
+          <w:ilvl w:val="0"/>
+          <w:numId w:val="1005"/>
+        </w:numPr>
+      </w:pPr>
+      <w:r>
+        <w:rPr>
+          <w:b/>
+          <w:bCs/>
+        </w:rPr>
+        <w:t xml:space="preserve">Nộp</w:t>
+      </w:r>
+      <w:r>
+        <w:t xml:space="preserve">: lần nộp đầu tiên đặt</w:t>
+      </w:r>
+      <w:r>
+        <w:t xml:space="preserve"> </w:t>
+      </w:r>
+      <w:r>
+        <w:rPr>
+          <w:rStyle w:val="VerbatimChar"/>
+        </w:rPr>
+        <w:t xml:space="preserve">finished_at</w:t>
+      </w:r>
+      <w:r>
+        <w:t xml:space="preserve">. Nộp đúng</w:t>
+      </w:r>
+      <w:r>
+        <w:t xml:space="preserve"> </w:t>
+      </w:r>
+      <w:r>
+        <w:rPr>
+          <w:rStyle w:val="VerbatimChar"/>
+        </w:rPr>
+        <w:t xml:space="preserve">ends_at</w:t>
+      </w:r>
+      <w:r>
+        <w:t xml:space="preserve"> </w:t>
+      </w:r>
+      <w:r>
+        <w:t xml:space="preserve">vẫn là trong giờ; sau đó là</w:t>
+      </w:r>
+      <w:r>
+        <w:t xml:space="preserve"> </w:t>
+      </w:r>
+      <w:r>
+        <w:rPr>
+          <w:rStyle w:val="VerbatimChar"/>
+        </w:rPr>
+        <w:t xml:space="preserve">FINISHED_OVERTIME</w:t>
+      </w:r>
+      <w:r>
+        <w:t xml:space="preserve">. Nộp lại bản sửa (yêu cầu sửa) không đổi phiên.</w:t>
       </w:r>
     </w:p>
     <w:p>
@@ -2977,7 +3117,19 @@
         <w:pStyle w:val="FirstParagraph"/>
       </w:pPr>
       <w:r>
-        <w:t xml:space="preserve">Phiên thi tách riêng với trạng thái bài nộp. Phiên kết thúc thì bài nộp chuyển sang</w:t>
+        <w:t xml:space="preserve">Phiên thi tách riêng với trạng thái bài nộp: bài nộp vẫn đi theo mục 2 (</w:t>
+      </w:r>
+      <w:r>
+        <w:rPr>
+          <w:rStyle w:val="VerbatimChar"/>
+        </w:rPr>
+        <w:t xml:space="preserve">DRAFT</w:t>
+      </w:r>
+      <w:r>
+        <w:t xml:space="preserve"> </w:t>
+      </w:r>
+      <w:r>
+        <w:t xml:space="preserve">→</w:t>
       </w:r>
       <w:r>
         <w:t xml:space="preserve"> </w:t>
@@ -2992,7 +3144,7 @@
         <w:t xml:space="preserve"> </w:t>
       </w:r>
       <w:r>
-        <w:t xml:space="preserve">như luồng thường.</w:t>
+        <w:t xml:space="preserve">…).</w:t>
       </w:r>
     </w:p>
     <w:p>

--- a/docx/06-trang-thai.docx
+++ b/docx/06-trang-thai.docx
@@ -28,7 +28,7 @@
         </w:p>
       </w:sdtContent>
     </w:sdt>
-    <w:bookmarkStart w:id="45" w:name="X53dc4dabbdf96b424a784ee599e4c16909cd6de"/>
+    <w:bookmarkStart w:id="49" w:name="X53dc4dabbdf96b424a784ee599e4c16909cd6de"/>
     <w:p>
       <w:pPr>
         <w:pStyle w:val="Heading1"/>
@@ -2068,6 +2068,155 @@
       </w:r>
     </w:p>
     <w:p>
+      <w:pPr>
+        <w:pStyle w:val="Compact"/>
+        <w:numPr>
+          <w:ilvl w:val="0"/>
+          <w:numId w:val="1003"/>
+        </w:numPr>
+      </w:pPr>
+      <w:r>
+        <w:t xml:space="preserve">Màn quản trị</w:t>
+      </w:r>
+      <w:r>
+        <w:t xml:space="preserve"> </w:t>
+      </w:r>
+      <w:r>
+        <w:rPr>
+          <w:b/>
+          <w:bCs/>
+        </w:rPr>
+        <w:t xml:space="preserve">Phiên đăng nhập</w:t>
+      </w:r>
+      <w:r>
+        <w:t xml:space="preserve"> </w:t>
+      </w:r>
+      <w:r>
+        <w:t xml:space="preserve">(H2) hiện 3 nhãn:</w:t>
+      </w:r>
+      <w:r>
+        <w:t xml:space="preserve"> </w:t>
+      </w:r>
+      <w:r>
+        <w:rPr>
+          <w:rStyle w:val="VerbatimChar"/>
+        </w:rPr>
+        <w:t xml:space="preserve">ACTIVE</w:t>
+      </w:r>
+      <w:r>
+        <w:t xml:space="preserve"> </w:t>
+      </w:r>
+      <w:r>
+        <w:rPr>
+          <w:i/>
+          <w:iCs/>
+        </w:rPr>
+        <w:t xml:space="preserve">Đang hoạt động</w:t>
+      </w:r>
+      <w:r>
+        <w:t xml:space="preserve"> </w:t>
+      </w:r>
+      <w:r>
+        <w:t xml:space="preserve">(xanh),</w:t>
+      </w:r>
+      <w:r>
+        <w:t xml:space="preserve"> </w:t>
+      </w:r>
+      <w:r>
+        <w:rPr>
+          <w:rStyle w:val="VerbatimChar"/>
+        </w:rPr>
+        <w:t xml:space="preserve">EXPIRED</w:t>
+      </w:r>
+      <w:r>
+        <w:t xml:space="preserve"> </w:t>
+      </w:r>
+      <w:r>
+        <w:rPr>
+          <w:i/>
+          <w:iCs/>
+        </w:rPr>
+        <w:t xml:space="preserve">Đã hết hạn</w:t>
+      </w:r>
+      <w:r>
+        <w:t xml:space="preserve"> </w:t>
+      </w:r>
+      <w:r>
+        <w:t xml:space="preserve">(xám),</w:t>
+      </w:r>
+      <w:r>
+        <w:t xml:space="preserve"> </w:t>
+      </w:r>
+      <w:r>
+        <w:rPr>
+          <w:rStyle w:val="VerbatimChar"/>
+        </w:rPr>
+        <w:t xml:space="preserve">REVOKED</w:t>
+      </w:r>
+      <w:r>
+        <w:t xml:space="preserve"> </w:t>
+      </w:r>
+      <w:r>
+        <w:rPr>
+          <w:i/>
+          <w:iCs/>
+        </w:rPr>
+        <w:t xml:space="preserve">Đã thu hồi</w:t>
+      </w:r>
+      <w:r>
+        <w:t xml:space="preserve"> </w:t>
+      </w:r>
+      <w:r>
+        <w:t xml:space="preserve">(đỏ, kèm lý do). Phiên</w:t>
+      </w:r>
+      <w:r>
+        <w:t xml:space="preserve"> </w:t>
+      </w:r>
+      <w:r>
+        <w:rPr>
+          <w:rStyle w:val="VerbatimChar"/>
+        </w:rPr>
+        <w:t xml:space="preserve">EXPIRED</w:t>
+      </w:r>
+      <w:r>
+        <w:t xml:space="preserve"> </w:t>
+      </w:r>
+      <w:r>
+        <w:t xml:space="preserve">có thể bị</w:t>
+      </w:r>
+      <w:r>
+        <w:t xml:space="preserve"> </w:t>
+      </w:r>
+      <w:r>
+        <w:rPr>
+          <w:b/>
+          <w:bCs/>
+        </w:rPr>
+        <w:t xml:space="preserve">dọn</w:t>
+      </w:r>
+      <w:r>
+        <w:t xml:space="preserve"> </w:t>
+      </w:r>
+      <w:r>
+        <w:t xml:space="preserve">(xoá hẳn khỏi bảng); phiên</w:t>
+      </w:r>
+      <w:r>
+        <w:t xml:space="preserve"> </w:t>
+      </w:r>
+      <w:r>
+        <w:rPr>
+          <w:rStyle w:val="VerbatimChar"/>
+        </w:rPr>
+        <w:t xml:space="preserve">REVOKED</w:t>
+      </w:r>
+      <w:r>
+        <w:t xml:space="preserve"> </w:t>
+      </w:r>
+      <w:r>
+        <w:t xml:space="preserve">chưa hết hạn được giữ để phát hiện dùng lại refresh token.</w:t>
+      </w:r>
+    </w:p>
+    <w:p>
       <w:r>
         <w:pict>
           <v:rect style="width:0;height:1.5pt" o:hralign="center" o:hrstd="t" o:hr="t"/>
@@ -3155,12 +3304,214 @@
       </w:r>
     </w:p>
     <w:bookmarkEnd w:id="42"/>
-    <w:bookmarkStart w:id="44" w:name="X701fdbe603f0b6d2ba6b6b5e8395801b88a07f3"/>
+    <w:bookmarkStart w:id="46" w:name="X8bca81722dbe0627866ae88b42c976c7aab8ff1"/>
     <w:p>
       <w:pPr>
         <w:pStyle w:val="Heading2"/>
       </w:pPr>
       <w:r>
+        <w:t xml:space="preserve">8b. Nhận xét trực tiếp trên Paper đang viết (H4,</w:t>
+      </w:r>
+      <w:r>
+        <w:t xml:space="preserve"> </w:t>
+      </w:r>
+      <w:r>
+        <w:rPr>
+          <w:rStyle w:val="VerbatimChar"/>
+        </w:rPr>
+        <w:t xml:space="preserve">paper_live_comments</w:t>
+      </w:r>
+      <w:r>
+        <w:t xml:space="preserve">)</w:t>
+      </w:r>
+    </w:p>
+    <w:p>
+      <w:pPr>
+        <w:pStyle w:val="FirstParagraph"/>
+      </w:pPr>
+      <w:r>
+        <w:drawing>
+          <wp:inline>
+            <wp:extent cx="5334000" cy="6225804"/>
+            <wp:effectExtent b="0" l="0" r="0" t="0"/>
+            <wp:docPr descr="Hình 06.9" title="" id="44" name="Picture"/>
+            <a:graphic>
+              <a:graphicData uri="http://schemas.openxmlformats.org/drawingml/2006/picture">
+                <pic:pic>
+                  <pic:nvPicPr>
+                    <pic:cNvPr descr="D:/LTMTU/docx/hinh/06-trang-thai-hinh-9.png" id="45" name="Picture"/>
+                    <pic:cNvPicPr>
+                      <a:picLocks noChangeArrowheads="1" noChangeAspect="1"/>
+                    </pic:cNvPicPr>
+                  </pic:nvPicPr>
+                  <pic:blipFill>
+                    <a:blip r:embed="rId43"/>
+                    <a:stretch>
+                      <a:fillRect/>
+                    </a:stretch>
+                  </pic:blipFill>
+                  <pic:spPr bwMode="auto">
+                    <a:xfrm>
+                      <a:off x="0" y="0"/>
+                      <a:ext cx="5334000" cy="6225804"/>
+                    </a:xfrm>
+                    <a:prstGeom prst="rect">
+                      <a:avLst/>
+                    </a:prstGeom>
+                    <a:noFill/>
+                    <a:ln w="9525">
+                      <a:noFill/>
+                      <a:headEnd/>
+                      <a:tailEnd/>
+                    </a:ln>
+                  </pic:spPr>
+                </pic:pic>
+              </a:graphicData>
+            </a:graphic>
+          </wp:inline>
+        </w:drawing>
+      </w:r>
+    </w:p>
+    <w:p>
+      <w:pPr>
+        <w:pStyle w:val="Compact"/>
+        <w:numPr>
+          <w:ilvl w:val="0"/>
+          <w:numId w:val="1006"/>
+        </w:numPr>
+      </w:pPr>
+      <w:r>
+        <w:t xml:space="preserve">Không có cột trạng thái riêng:</w:t>
+      </w:r>
+      <w:r>
+        <w:t xml:space="preserve"> </w:t>
+      </w:r>
+      <w:r>
+        <w:rPr>
+          <w:rStyle w:val="VerbatimChar"/>
+        </w:rPr>
+        <w:t xml:space="preserve">resolved_at</w:t>
+      </w:r>
+      <w:r>
+        <w:t xml:space="preserve"> </w:t>
+      </w:r>
+      <w:r>
+        <w:t xml:space="preserve">NULL =</w:t>
+      </w:r>
+      <w:r>
+        <w:t xml:space="preserve"> </w:t>
+      </w:r>
+      <w:r>
+        <w:rPr>
+          <w:i/>
+          <w:iCs/>
+        </w:rPr>
+        <w:t xml:space="preserve">Chưa xử lý</w:t>
+      </w:r>
+      <w:r>
+        <w:t xml:space="preserve">, có giá trị =</w:t>
+      </w:r>
+      <w:r>
+        <w:t xml:space="preserve"> </w:t>
+      </w:r>
+      <w:r>
+        <w:rPr>
+          <w:i/>
+          <w:iCs/>
+        </w:rPr>
+        <w:t xml:space="preserve">Đã xử lý</w:t>
+      </w:r>
+      <w:r>
+        <w:t xml:space="preserve"> </w:t>
+      </w:r>
+      <w:r>
+        <w:t xml:space="preserve">(kèm</w:t>
+      </w:r>
+      <w:r>
+        <w:t xml:space="preserve"> </w:t>
+      </w:r>
+      <w:r>
+        <w:rPr>
+          <w:rStyle w:val="VerbatimChar"/>
+        </w:rPr>
+        <w:t xml:space="preserve">resolved_by</w:t>
+      </w:r>
+      <w:r>
+        <w:t xml:space="preserve">).</w:t>
+      </w:r>
+    </w:p>
+    <w:p>
+      <w:pPr>
+        <w:pStyle w:val="Compact"/>
+        <w:numPr>
+          <w:ilvl w:val="0"/>
+          <w:numId w:val="1006"/>
+        </w:numPr>
+      </w:pPr>
+      <w:r>
+        <w:t xml:space="preserve">Trạng thái hiển thị phụ (chỉ phía client):</w:t>
+      </w:r>
+      <w:r>
+        <w:t xml:space="preserve"> </w:t>
+      </w:r>
+      <w:r>
+        <w:rPr>
+          <w:b/>
+          <w:bCs/>
+        </w:rPr>
+        <w:t xml:space="preserve">Đoạn văn đã thay đổi</w:t>
+      </w:r>
+      <w:r>
+        <w:t xml:space="preserve"> </w:t>
+      </w:r>
+      <w:r>
+        <w:t xml:space="preserve">khi chữ tại</w:t>
+      </w:r>
+      <w:r>
+        <w:t xml:space="preserve"> </w:t>
+      </w:r>
+      <w:r>
+        <w:rPr>
+          <w:rStyle w:val="VerbatimChar"/>
+        </w:rPr>
+        <w:t xml:space="preserve">start_offset…end_offset</w:t>
+      </w:r>
+      <w:r>
+        <w:t xml:space="preserve"> </w:t>
+      </w:r>
+      <w:r>
+        <w:t xml:space="preserve">không còn bằng</w:t>
+      </w:r>
+      <w:r>
+        <w:t xml:space="preserve"> </w:t>
+      </w:r>
+      <w:r>
+        <w:rPr>
+          <w:rStyle w:val="VerbatimChar"/>
+        </w:rPr>
+        <w:t xml:space="preserve">quote</w:t>
+      </w:r>
+      <w:r>
+        <w:t xml:space="preserve"> </w:t>
+      </w:r>
+      <w:r>
+        <w:t xml:space="preserve">— không tô, không dò chỗ khác.</w:t>
+      </w:r>
+    </w:p>
+    <w:p>
+      <w:r>
+        <w:pict>
+          <v:rect style="width:0;height:1.5pt" o:hralign="center" o:hrstd="t" o:hr="t"/>
+        </w:pict>
+      </w:r>
+    </w:p>
+    <w:bookmarkEnd w:id="46"/>
+    <w:bookmarkStart w:id="48" w:name="X701fdbe603f0b6d2ba6b6b5e8395801b88a07f3"/>
+    <w:p>
+      <w:pPr>
+        <w:pStyle w:val="Heading2"/>
+      </w:pPr>
+      <w:r>
         <w:t xml:space="preserve">9. Phiên kết nối TCP</w:t>
       </w:r>
     </w:p>
@@ -3174,7 +3525,7 @@
       <w:r>
         <w:t xml:space="preserve"> </w:t>
       </w:r>
-      <w:hyperlink r:id="rId43">
+      <w:hyperlink r:id="rId47">
         <w:r>
           <w:rPr>
             <w:rStyle w:val="Hyperlink"/>
@@ -3186,8 +3537,8 @@
         <w:t xml:space="preserve">.</w:t>
       </w:r>
     </w:p>
-    <w:bookmarkEnd w:id="44"/>
-    <w:bookmarkEnd w:id="45"/>
+    <w:bookmarkEnd w:id="48"/>
+    <w:bookmarkEnd w:id="49"/>
     <w:sectPr>
       <w:footnotePr>
         <w:numRestart w:val="eachSect"/>
@@ -3417,6 +3768,9 @@
     <w:abstractNumId w:val="991"/>
   </w:num>
   <w:num w:numId="1005">
+    <w:abstractNumId w:val="991"/>
+  </w:num>
+  <w:num w:numId="1006">
     <w:abstractNumId w:val="991"/>
   </w:num>
 </w:numbering>
